--- a/products-storage/16-chto-v-smete-ne-oplatyat/64-zapros-o-vklyuchenii-zatrat.docx
+++ b/products-storage/16-chto-v-smete-ne-oplatyat/64-zapros-o-vklyuchenii-zatrat.docx
@@ -2,77 +2,6 @@
 <file path=word/document.xml><?xml version="1.0" encoding="utf-8"?>
 <w:document xmlns:wpc="http://schemas.microsoft.com/office/word/2010/wordprocessingCanvas" xmlns:mo="http://schemas.microsoft.com/office/mac/office/2008/main" xmlns:mc="http://schemas.openxmlformats.org/markup-compatibility/2006" xmlns:mv="urn:schemas-microsoft-com:mac:vml" xmlns:o="urn:schemas-microsoft-com:office:office" xmlns:r="http://schemas.openxmlformats.org/officeDocument/2006/relationships" xmlns:m="http://schemas.openxmlformats.org/officeDocument/2006/math" xmlns:v="urn:schemas-microsoft-com:vml" xmlns:wp14="http://schemas.microsoft.com/office/word/2010/wordprocessingDrawing" xmlns:wp="http://schemas.openxmlformats.org/drawingml/2006/wordprocessingDrawing" xmlns:w10="urn:schemas-microsoft-com:office:word" xmlns:w="http://schemas.openxmlformats.org/wordprocessingml/2006/main" xmlns:w14="http://schemas.microsoft.com/office/word/2010/wordml" xmlns:wpg="http://schemas.microsoft.com/office/word/2010/wordprocessingGroup" xmlns:wpi="http://schemas.microsoft.com/office/word/2010/wordprocessingInk" xmlns:wne="http://schemas.microsoft.com/office/word/2006/wordml" xmlns:wps="http://schemas.microsoft.com/office/word/2010/wordprocessingShape" mc:Ignorable="w14 wp14">
   <w:body>
-    <w:p>
-      <w:pPr>
-        <w:pStyle w:val="Heading1"/>
-      </w:pPr>
-      <w:r>
-        <w:t>Запрос о включении затрат в смету</w:t>
-      </w:r>
-    </w:p>
-    <w:p>
-      <w:r>
-        <w:t>Письмо второй стороне до подписания договора: перечень затрат, которые вы понесёте и которых в смете нет, с просьбой либо включить их отдельными позициями, либо письменно назвать, чья это зона.</w:t>
-      </w:r>
-    </w:p>
-    <w:p/>
-    <w:tbl>
-      <w:tblPr>
-        <w:tblStyle w:val="TableGrid"/>
-        <w:tblW w:type="auto" w:w="0"/>
-        <w:tblLook w:firstColumn="1" w:firstRow="1" w:lastColumn="0" w:lastRow="0" w:noHBand="0" w:noVBand="1" w:val="04A0"/>
-      </w:tblPr>
-      <w:tblGrid>
-        <w:gridCol w:w="8640"/>
-      </w:tblGrid>
-      <w:tr>
-        <w:tc>
-          <w:tcPr>
-            <w:tcW w:type="dxa" w:w="8640"/>
-          </w:tcPr>
-          <w:p>
-            <w:r>
-              <w:rPr>
-                <w:b/>
-              </w:rPr>
-              <w:t>Важно, прочитайте до использования</w:t>
-            </w:r>
-          </w:p>
-          <w:p>
-            <w:r>
-              <w:t>Это порядок проверки сметы и рабочие формы к нему, а не юридическая консультация, не составление сметы и не гарантия того, что генподрядчик согласится включить затраты. Комплект делает видимым, чего смета не оплачивает, — пока цена ещё обсуждается.</w:t>
-            </w:r>
-          </w:p>
-          <w:p>
-            <w:r>
-              <w:t>Комплект не составляет смету и не заменяет сметчика. Он проверяет уже составленную смету глазами того, кто по ней будет работать и получать деньги.</w:t>
-            </w:r>
-          </w:p>
-          <w:p>
-            <w:r>
-              <w:t>Числовых величин здесь нет намеренно: проценты накладных расходов и сметной прибыли, размеры зимнего удорожания, номера расценок и индексы меняются, а скачанный файл не обновляется сам. Названо, где величину брать на дату проверки и что в ней проверить.</w:t>
-            </w:r>
-          </w:p>
-          <w:p>
-            <w:r>
-              <w:t>Тексты вычитку юристом не проходили. Ссылок на номера статей и нормативов в файлах нет: проверка ведётся по вашему договору и вашей смете, а спор о праве — работа юриста по конкретным документам.</w:t>
-            </w:r>
-          </w:p>
-          <w:p>
-            <w:r>
-              <w:t>Граница проходит по стадии. Договор не подписан, смета обсуждается — комплект работает. Работы уже идут, а затрат в смете нет — это спор о цене выполненного, и он ведётся другими комплектами: «Дополнительные работы: как получить оплату» и «Акты выполненных работ, КС-2 и КС-3».</w:t>
-            </w:r>
-          </w:p>
-        </w:tc>
-      </w:tr>
-    </w:tbl>
-    <w:p/>
-    <w:p>
-      <w:r>
-        <w:t>Заполните поля в двойных фигурных скобках по «Словарю полей комплекта» и убедитесь поиском, что скобок «{{» в документе не осталось: незаполненное поле в отправленном документе читается как небрежность и обесценивает сам документ.</w:t>
-      </w:r>
-    </w:p>
-    <w:p/>
     <w:p>
       <w:r>
         <w:t>Кому: {{НАИМЕНОВАНИЕ_ЗАКАЗЧИКА}}</w:t>
@@ -98,543 +27,52 @@
         <w:t>Исх. № {{ИСХОДЯЩИЙ_НОМЕР}} от {{ДАТА_ДОКУМЕНТА}}</w:t>
       </w:r>
     </w:p>
-    <w:p/>
     <w:p>
       <w:pPr>
-        <w:jc w:val="center"/>
+        <w:pStyle w:val="Title"/>
       </w:pPr>
       <w:r>
-        <w:rPr>
-          <w:b/>
-        </w:rPr>
-        <w:t>ЗАПРОС о включении затрат в смету</w:t>
-        <w:br/>
-        <w:t>по объекту {{НАИМЕНОВАНИЕ_ОБЪЕКТА}}</w:t>
-      </w:r>
-    </w:p>
-    <w:p/>
-    <w:p>
-      <w:r>
-        <w:t>Уважаемые коллеги!</w:t>
+        <w:t>Запрос о включении затрат в смету</w:t>
       </w:r>
     </w:p>
     <w:p>
       <w:r>
-        <w:t>В рамках проработки {{ВИД_ЦЕНЫ: твёрдой / приблизительной}} цены по {{НОМЕР_ДОГОВОРА}} от {{ДАТА_ДОГОВОРА}} нами рассмотрен сметный расчёт № {{НОМЕР_СМЕТЫ}} от {{ДАТА_СМЕТЫ}} (приложение № {{ПРИЛОЖЕНИЕ_К_ДОГОВОРУ}}) в части работ: {{ПРЕДМЕТ_РАБОТ}}.</w:t>
+        <w:t>Объект: {{НАИМЕНОВАНИЕ_ОБЪЕКТА}}.</w:t>
       </w:r>
     </w:p>
     <w:p>
       <w:r>
-        <w:t>По результатам рассмотрения установлено, что при выполнении работ будут понесены затраты, не учтённые отдельными позициями указанного расчёта. Перечень приведён в приложении № 1 к настоящему запросу.</w:t>
+        <w:t>При проверке сметы № {{НОМЕР_СМЕТЫ}} от {{ДАТА_СМЕТЫ}} к договору (проекту) № {{НОМЕР_ДОГОВОРА}} от {{ДАТА_ДОГОВОРА}} по работам {{ПРЕДМЕТ_РАБОТ}} выявлены затраты, покрытие которых требует уточнения. Перечень, расчёт и основания приведены в приложении.</w:t>
       </w:r>
     </w:p>
     <w:p>
       <w:r>
-        <w:t>Просим:</w:t>
-      </w:r>
-    </w:p>
-    <w:p>
-      <w:pPr>
-        <w:pStyle w:val="ListNumber"/>
-      </w:pPr>
-      <w:r>
-        <w:t>Включить перечисленные затраты в сметный расчёт отдельными позициями либо</w:t>
-      </w:r>
-    </w:p>
-    <w:p>
-      <w:pPr>
-        <w:pStyle w:val="ListNumber"/>
-      </w:pPr>
-      <w:r>
-        <w:t>письменно сообщить, за счёт какой из сторон они относятся и каким пунктом договора это установлено, либо</w:t>
-      </w:r>
-    </w:p>
-    <w:p>
-      <w:pPr>
-        <w:pStyle w:val="ListNumber"/>
-      </w:pPr>
-      <w:r>
-        <w:t>письменно сообщить, какими позициями действующего расчёта эти затраты покрыты, с указанием номеров позиций.</w:t>
+        <w:t>Просим по каждой позиции письменно согласовать один из вариантов: включить непокрытую часть в смету; указать конкретные позиции или начисления, которыми расход уже покрыт; закрепить выполнение и оплату соответствующих действий другой стороной.</w:t>
       </w:r>
     </w:p>
     <w:p>
       <w:r>
-        <w:t>Ответ просим направить в письменной форме в срок до {{СРОК_ОТВЕТА_НА_ЗАПРОС}} на адрес {{АДРЕС_ДЛЯ_ОТВЕТА}} либо на {{ЭЛЕКТРОННАЯ_ПОЧТА}}.</w:t>
+        <w:t>Ответ просим направить до {{СРОК_ОТВЕТА_НА_ЗАПРОС}} на адрес {{АДРЕС_ДЛЯ_ОТВЕТА}} либо {{ЭЛЕКТРОННАЯ_ПОЧТА}}.</w:t>
       </w:r>
     </w:p>
     <w:p>
       <w:r>
-        <w:t>Обращаем внимание, что до получения ответа расчёт стоимости работ считается несогласованным в указанной части. Настоящий запрос направлен до подписания договора и имеет целью привести цену в соответствие с фактическим составом работ, а не изменить её после начала исполнения.</w:t>
-      </w:r>
-    </w:p>
-    <w:p/>
-    <w:p>
-      <w:r>
-        <w:t>Приложение № 1: перечень затрат, не учтённых сметным расчётом, на ___ л.</w:t>
-      </w:r>
-    </w:p>
-    <w:p/>
-    <w:p>
-      <w:r>
-        <w:t>{{ДОЛЖНОСТЬ_ПОДПИСАНТА}}</w:t>
+        <w:t>До согласования просим учитывать указанные замечания при подготовке окончательной редакции сметы и договора. Настоящий запрос сам по себе не изменяет цену и условия договора.</w:t>
       </w:r>
     </w:p>
     <w:p>
       <w:r>
-        <w:t>{{ФИО_ПОДПИСАНТА}}</w:t>
+        <w:t>Приложение № 1: перечень затрат с расчётом и подтверждающими документами.</w:t>
       </w:r>
     </w:p>
     <w:p>
       <w:r>
-        <w:t>{{ОСНОВАНИЕ_ПОЛНОМОЧИЙ}}</w:t>
+        <w:t>{{ДОЛЖНОСТЬ_ПОДПИСАНТА}}                 ______________ / {{ФИО_ПОДПИСАНТА}}</w:t>
       </w:r>
     </w:p>
-    <w:p/>
-    <w:p>
-      <w:pPr>
-        <w:pStyle w:val="Heading2"/>
-      </w:pPr>
-      <w:r>
-        <w:t>Приложение № 1. Перечень затрат, не учтённых сметным расчётом</w:t>
-      </w:r>
-    </w:p>
-    <w:tbl>
-      <w:tblPr>
-        <w:tblStyle w:val="TableGrid"/>
-        <w:tblW w:type="auto" w:w="0"/>
-        <w:tblLook w:firstColumn="1" w:firstRow="1" w:lastColumn="0" w:lastRow="0" w:noHBand="0" w:noVBand="1" w:val="04A0"/>
-      </w:tblPr>
-      <w:tblGrid>
-        <w:gridCol w:w="1728"/>
-        <w:gridCol w:w="1728"/>
-        <w:gridCol w:w="1728"/>
-        <w:gridCol w:w="1728"/>
-        <w:gridCol w:w="1728"/>
-      </w:tblGrid>
-      <w:tr>
-        <w:tc>
-          <w:tcPr>
-            <w:tcW w:type="dxa" w:w="1728"/>
-          </w:tcPr>
-          <w:p>
-            <w:r>
-              <w:rPr>
-                <w:b/>
-              </w:rPr>
-              <w:t>№</w:t>
-            </w:r>
-          </w:p>
-        </w:tc>
-        <w:tc>
-          <w:tcPr>
-            <w:tcW w:type="dxa" w:w="1728"/>
-          </w:tcPr>
-          <w:p>
-            <w:r>
-              <w:rPr>
-                <w:b/>
-              </w:rPr>
-              <w:t>Затрата</w:t>
-            </w:r>
-          </w:p>
-        </w:tc>
-        <w:tc>
-          <w:tcPr>
-            <w:tcW w:type="dxa" w:w="1728"/>
-          </w:tcPr>
-          <w:p>
-            <w:r>
-              <w:rPr>
-                <w:b/>
-              </w:rPr>
-              <w:t>Обоснование необходимости</w:t>
-            </w:r>
-          </w:p>
-        </w:tc>
-        <w:tc>
-          <w:tcPr>
-            <w:tcW w:type="dxa" w:w="1728"/>
-          </w:tcPr>
-          <w:p>
-            <w:r>
-              <w:rPr>
-                <w:b/>
-              </w:rPr>
-              <w:t>Предлагаемая зона ответственности</w:t>
-            </w:r>
-          </w:p>
-        </w:tc>
-        <w:tc>
-          <w:tcPr>
-            <w:tcW w:type="dxa" w:w="1728"/>
-          </w:tcPr>
-          <w:p>
-            <w:r>
-              <w:rPr>
-                <w:b/>
-              </w:rPr>
-              <w:t>Оценка, ₽</w:t>
-            </w:r>
-          </w:p>
-        </w:tc>
-      </w:tr>
-      <w:tr>
-        <w:tc>
-          <w:tcPr>
-            <w:tcW w:type="dxa" w:w="1728"/>
-          </w:tcPr>
-          <w:p>
-            <w:r>
-              <w:t>1</w:t>
-            </w:r>
-          </w:p>
-        </w:tc>
-        <w:tc>
-          <w:tcPr>
-            <w:tcW w:type="dxa" w:w="1728"/>
-          </w:tcPr>
-          <w:p>
-            <w:r/>
-          </w:p>
-        </w:tc>
-        <w:tc>
-          <w:tcPr>
-            <w:tcW w:type="dxa" w:w="1728"/>
-          </w:tcPr>
-          <w:p>
-            <w:r/>
-          </w:p>
-        </w:tc>
-        <w:tc>
-          <w:tcPr>
-            <w:tcW w:type="dxa" w:w="1728"/>
-          </w:tcPr>
-          <w:p>
-            <w:r/>
-          </w:p>
-        </w:tc>
-        <w:tc>
-          <w:tcPr>
-            <w:tcW w:type="dxa" w:w="1728"/>
-          </w:tcPr>
-          <w:p>
-            <w:r/>
-          </w:p>
-        </w:tc>
-      </w:tr>
-      <w:tr>
-        <w:tc>
-          <w:tcPr>
-            <w:tcW w:type="dxa" w:w="1728"/>
-          </w:tcPr>
-          <w:p>
-            <w:r>
-              <w:t>2</w:t>
-            </w:r>
-          </w:p>
-        </w:tc>
-        <w:tc>
-          <w:tcPr>
-            <w:tcW w:type="dxa" w:w="1728"/>
-          </w:tcPr>
-          <w:p>
-            <w:r/>
-          </w:p>
-        </w:tc>
-        <w:tc>
-          <w:tcPr>
-            <w:tcW w:type="dxa" w:w="1728"/>
-          </w:tcPr>
-          <w:p>
-            <w:r/>
-          </w:p>
-        </w:tc>
-        <w:tc>
-          <w:tcPr>
-            <w:tcW w:type="dxa" w:w="1728"/>
-          </w:tcPr>
-          <w:p>
-            <w:r/>
-          </w:p>
-        </w:tc>
-        <w:tc>
-          <w:tcPr>
-            <w:tcW w:type="dxa" w:w="1728"/>
-          </w:tcPr>
-          <w:p>
-            <w:r/>
-          </w:p>
-        </w:tc>
-      </w:tr>
-      <w:tr>
-        <w:tc>
-          <w:tcPr>
-            <w:tcW w:type="dxa" w:w="1728"/>
-          </w:tcPr>
-          <w:p>
-            <w:r>
-              <w:t>3</w:t>
-            </w:r>
-          </w:p>
-        </w:tc>
-        <w:tc>
-          <w:tcPr>
-            <w:tcW w:type="dxa" w:w="1728"/>
-          </w:tcPr>
-          <w:p>
-            <w:r/>
-          </w:p>
-        </w:tc>
-        <w:tc>
-          <w:tcPr>
-            <w:tcW w:type="dxa" w:w="1728"/>
-          </w:tcPr>
-          <w:p>
-            <w:r/>
-          </w:p>
-        </w:tc>
-        <w:tc>
-          <w:tcPr>
-            <w:tcW w:type="dxa" w:w="1728"/>
-          </w:tcPr>
-          <w:p>
-            <w:r/>
-          </w:p>
-        </w:tc>
-        <w:tc>
-          <w:tcPr>
-            <w:tcW w:type="dxa" w:w="1728"/>
-          </w:tcPr>
-          <w:p>
-            <w:r/>
-          </w:p>
-        </w:tc>
-      </w:tr>
-      <w:tr>
-        <w:tc>
-          <w:tcPr>
-            <w:tcW w:type="dxa" w:w="1728"/>
-          </w:tcPr>
-          <w:p>
-            <w:r>
-              <w:t>4</w:t>
-            </w:r>
-          </w:p>
-        </w:tc>
-        <w:tc>
-          <w:tcPr>
-            <w:tcW w:type="dxa" w:w="1728"/>
-          </w:tcPr>
-          <w:p>
-            <w:r/>
-          </w:p>
-        </w:tc>
-        <w:tc>
-          <w:tcPr>
-            <w:tcW w:type="dxa" w:w="1728"/>
-          </w:tcPr>
-          <w:p>
-            <w:r/>
-          </w:p>
-        </w:tc>
-        <w:tc>
-          <w:tcPr>
-            <w:tcW w:type="dxa" w:w="1728"/>
-          </w:tcPr>
-          <w:p>
-            <w:r/>
-          </w:p>
-        </w:tc>
-        <w:tc>
-          <w:tcPr>
-            <w:tcW w:type="dxa" w:w="1728"/>
-          </w:tcPr>
-          <w:p>
-            <w:r/>
-          </w:p>
-        </w:tc>
-      </w:tr>
-      <w:tr>
-        <w:tc>
-          <w:tcPr>
-            <w:tcW w:type="dxa" w:w="1728"/>
-          </w:tcPr>
-          <w:p>
-            <w:r>
-              <w:t>5</w:t>
-            </w:r>
-          </w:p>
-        </w:tc>
-        <w:tc>
-          <w:tcPr>
-            <w:tcW w:type="dxa" w:w="1728"/>
-          </w:tcPr>
-          <w:p>
-            <w:r/>
-          </w:p>
-        </w:tc>
-        <w:tc>
-          <w:tcPr>
-            <w:tcW w:type="dxa" w:w="1728"/>
-          </w:tcPr>
-          <w:p>
-            <w:r/>
-          </w:p>
-        </w:tc>
-        <w:tc>
-          <w:tcPr>
-            <w:tcW w:type="dxa" w:w="1728"/>
-          </w:tcPr>
-          <w:p>
-            <w:r/>
-          </w:p>
-        </w:tc>
-        <w:tc>
-          <w:tcPr>
-            <w:tcW w:type="dxa" w:w="1728"/>
-          </w:tcPr>
-          <w:p>
-            <w:r/>
-          </w:p>
-        </w:tc>
-      </w:tr>
-      <w:tr>
-        <w:tc>
-          <w:tcPr>
-            <w:tcW w:type="dxa" w:w="1728"/>
-          </w:tcPr>
-          <w:p>
-            <w:r>
-              <w:t>6</w:t>
-            </w:r>
-          </w:p>
-        </w:tc>
-        <w:tc>
-          <w:tcPr>
-            <w:tcW w:type="dxa" w:w="1728"/>
-          </w:tcPr>
-          <w:p>
-            <w:r/>
-          </w:p>
-        </w:tc>
-        <w:tc>
-          <w:tcPr>
-            <w:tcW w:type="dxa" w:w="1728"/>
-          </w:tcPr>
-          <w:p>
-            <w:r/>
-          </w:p>
-        </w:tc>
-        <w:tc>
-          <w:tcPr>
-            <w:tcW w:type="dxa" w:w="1728"/>
-          </w:tcPr>
-          <w:p>
-            <w:r/>
-          </w:p>
-        </w:tc>
-        <w:tc>
-          <w:tcPr>
-            <w:tcW w:type="dxa" w:w="1728"/>
-          </w:tcPr>
-          <w:p>
-            <w:r/>
-          </w:p>
-        </w:tc>
-      </w:tr>
-      <w:tr>
-        <w:tc>
-          <w:tcPr>
-            <w:tcW w:type="dxa" w:w="1728"/>
-          </w:tcPr>
-          <w:p>
-            <w:r>
-              <w:t>7</w:t>
-            </w:r>
-          </w:p>
-        </w:tc>
-        <w:tc>
-          <w:tcPr>
-            <w:tcW w:type="dxa" w:w="1728"/>
-          </w:tcPr>
-          <w:p>
-            <w:r/>
-          </w:p>
-        </w:tc>
-        <w:tc>
-          <w:tcPr>
-            <w:tcW w:type="dxa" w:w="1728"/>
-          </w:tcPr>
-          <w:p>
-            <w:r/>
-          </w:p>
-        </w:tc>
-        <w:tc>
-          <w:tcPr>
-            <w:tcW w:type="dxa" w:w="1728"/>
-          </w:tcPr>
-          <w:p>
-            <w:r/>
-          </w:p>
-        </w:tc>
-        <w:tc>
-          <w:tcPr>
-            <w:tcW w:type="dxa" w:w="1728"/>
-          </w:tcPr>
-          <w:p>
-            <w:r/>
-          </w:p>
-        </w:tc>
-      </w:tr>
-      <w:tr>
-        <w:tc>
-          <w:tcPr>
-            <w:tcW w:type="dxa" w:w="1728"/>
-          </w:tcPr>
-          <w:p>
-            <w:r>
-              <w:t>8</w:t>
-            </w:r>
-          </w:p>
-        </w:tc>
-        <w:tc>
-          <w:tcPr>
-            <w:tcW w:type="dxa" w:w="1728"/>
-          </w:tcPr>
-          <w:p>
-            <w:r/>
-          </w:p>
-        </w:tc>
-        <w:tc>
-          <w:tcPr>
-            <w:tcW w:type="dxa" w:w="1728"/>
-          </w:tcPr>
-          <w:p>
-            <w:r/>
-          </w:p>
-        </w:tc>
-        <w:tc>
-          <w:tcPr>
-            <w:tcW w:type="dxa" w:w="1728"/>
-          </w:tcPr>
-          <w:p>
-            <w:r/>
-          </w:p>
-        </w:tc>
-        <w:tc>
-          <w:tcPr>
-            <w:tcW w:type="dxa" w:w="1728"/>
-          </w:tcPr>
-          <w:p>
-            <w:r/>
-          </w:p>
-        </w:tc>
-      </w:tr>
-    </w:tbl>
-    <w:p/>
     <w:p>
       <w:r>
-        <w:t>Строки переносятся из «Реестра затрат по объекту» — позиции со статусом «не учтено» и «учтено частично», в порядке убывания оценки. Поле {{ПЕРЕЧЕНЬ_ЗАТРАТ_К_ВКЛЮЧЕНИЮ}} словаря — это содержимое данной таблицы.</w:t>
+        <w:t>Полномочия: {{ОСНОВАНИЕ_ПОЛНОМОЧИЙ}}.</w:t>
       </w:r>
     </w:p>
     <w:p>
@@ -644,45 +82,1133 @@
     </w:p>
     <w:p>
       <w:pPr>
-        <w:pStyle w:val="Heading1"/>
+        <w:pStyle w:val="Title"/>
       </w:pPr>
       <w:r>
-        <w:t>Как пользоваться этим документом</w:t>
+        <w:t>Приложение № 1 к запросу</w:t>
       </w:r>
     </w:p>
     <w:p>
       <w:r>
-        <w:t>Примечание покупателю. Эта страница в отправляемый документ не входит. Не входят в него и заголовок файла с врезкой-оговоркой в начале: они адресованы вам, а не второй стороне. Отправляется текст между врезкой и разрывом страницы.</w:t>
+        <w:t>Исх. № {{ИСХОДЯЩИЙ_НОМЕР}} от {{ДАТА_ДОКУМЕНТА}}. Объект: {{НАИМЕНОВАНИЕ_ОБЪЕКТА}}.</w:t>
       </w:r>
     </w:p>
-    <w:p>
-      <w:r>
-        <w:t>Отправляйте запрос до подписания договора. Тот же текст после подписания решает уже другую задачу и работает хуже: до подписи вы уточняете цену, после — просите её изменить.</w:t>
-      </w:r>
-    </w:p>
-    <w:p>
-      <w:r>
-        <w:t>Отправляйте способом, оставляющим след: канал переписки, названный в договоре, либо почта с описью. Переписка в мессенджере следом не считается.</w:t>
-      </w:r>
-    </w:p>
-    <w:p>
-      <w:r>
-        <w:t>Не спорьте в запросе. Задача письма — получить письменный ответ о зоне ответственности; спор о правоте ведётся потом и уже по документам.</w:t>
-      </w:r>
-    </w:p>
-    <w:p>
-      <w:r>
-        <w:t>Ответ «это в накладных» — тоже результат: он называет позицию, которую можно проверить по составу начисления (памятка «Накладные расходы и сметная прибыль»).</w:t>
-      </w:r>
-    </w:p>
-    <w:p>
-      <w:r>
-        <w:t>Молчание в ответ на запрос — самостоятельный факт. Зафиксируйте срок и решайте вопрос протоколом разногласий.</w:t>
-      </w:r>
-    </w:p>
+    <w:tbl>
+      <w:tblPr>
+        <w:tblW w:type="auto" w:w="0"/>
+        <w:tblLayout w:type="fixed"/>
+        <w:tblLook w:firstColumn="1" w:firstRow="1" w:lastColumn="0" w:lastRow="0" w:noHBand="0" w:noVBand="1" w:val="04A0"/>
+      </w:tblPr>
+      <w:tblGrid>
+        <w:gridCol w:w="1950"/>
+        <w:gridCol w:w="1950"/>
+        <w:gridCol w:w="1950"/>
+        <w:gridCol w:w="1950"/>
+        <w:gridCol w:w="1950"/>
+      </w:tblGrid>
+      <w:tr>
+        <w:trPr>
+          <w:cantSplit/>
+          <w:tblHeader/>
+        </w:trPr>
+        <w:tc>
+          <w:tcPr>
+            <w:tcW w:type="dxa" w:w="397"/>
+            <w:vAlign w:val="center"/>
+            <w:tcBorders>
+              <w:top w:val="single" w:sz="4" w:color="D9D9D9"/>
+              <w:left w:val="single" w:sz="4" w:color="D9D9D9"/>
+              <w:bottom w:val="single" w:sz="4" w:color="D9D9D9"/>
+              <w:right w:val="single" w:sz="4" w:color="D9D9D9"/>
+            </w:tcBorders>
+            <w:shd w:fill="EAE9E5"/>
+          </w:tcPr>
+          <w:p>
+            <w:pPr>
+              <w:spacing w:after="80" w:before="60"/>
+            </w:pPr>
+            <w:r>
+              <w:rPr>
+                <w:b/>
+                <w:sz w:val="18"/>
+              </w:rPr>
+              <w:t>№</w:t>
+            </w:r>
+          </w:p>
+        </w:tc>
+        <w:tc>
+          <w:tcPr>
+            <w:tcW w:type="dxa" w:w="2268"/>
+            <w:vAlign w:val="center"/>
+            <w:tcBorders>
+              <w:top w:val="single" w:sz="4" w:color="D9D9D9"/>
+              <w:left w:val="single" w:sz="4" w:color="D9D9D9"/>
+              <w:bottom w:val="single" w:sz="4" w:color="D9D9D9"/>
+              <w:right w:val="single" w:sz="4" w:color="D9D9D9"/>
+            </w:tcBorders>
+            <w:shd w:fill="EAE9E5"/>
+          </w:tcPr>
+          <w:p>
+            <w:pPr>
+              <w:spacing w:after="80" w:before="60"/>
+            </w:pPr>
+            <w:r>
+              <w:rPr>
+                <w:b/>
+                <w:sz w:val="18"/>
+              </w:rPr>
+              <w:t>Затрата и объём</w:t>
+            </w:r>
+          </w:p>
+        </w:tc>
+        <w:tc>
+          <w:tcPr>
+            <w:tcW w:type="dxa" w:w="2381"/>
+            <w:vAlign w:val="center"/>
+            <w:tcBorders>
+              <w:top w:val="single" w:sz="4" w:color="D9D9D9"/>
+              <w:left w:val="single" w:sz="4" w:color="D9D9D9"/>
+              <w:bottom w:val="single" w:sz="4" w:color="D9D9D9"/>
+              <w:right w:val="single" w:sz="4" w:color="D9D9D9"/>
+            </w:tcBorders>
+            <w:shd w:fill="EAE9E5"/>
+          </w:tcPr>
+          <w:p>
+            <w:pPr>
+              <w:spacing w:after="80" w:before="60"/>
+            </w:pPr>
+            <w:r>
+              <w:rPr>
+                <w:b/>
+                <w:sz w:val="18"/>
+              </w:rPr>
+              <w:t>Обоснование и документ</w:t>
+            </w:r>
+          </w:p>
+        </w:tc>
+        <w:tc>
+          <w:tcPr>
+            <w:tcW w:type="dxa" w:w="2835"/>
+            <w:vAlign w:val="center"/>
+            <w:tcBorders>
+              <w:top w:val="single" w:sz="4" w:color="D9D9D9"/>
+              <w:left w:val="single" w:sz="4" w:color="D9D9D9"/>
+              <w:bottom w:val="single" w:sz="4" w:color="D9D9D9"/>
+              <w:right w:val="single" w:sz="4" w:color="D9D9D9"/>
+            </w:tcBorders>
+            <w:shd w:fill="EAE9E5"/>
+          </w:tcPr>
+          <w:p>
+            <w:pPr>
+              <w:spacing w:after="80" w:before="60"/>
+            </w:pPr>
+            <w:r>
+              <w:rPr>
+                <w:b/>
+                <w:sz w:val="18"/>
+              </w:rPr>
+              <w:t>Предлагаемое решение</w:t>
+            </w:r>
+          </w:p>
+        </w:tc>
+        <w:tc>
+          <w:tcPr>
+            <w:tcW w:type="dxa" w:w="1871"/>
+            <w:vAlign w:val="center"/>
+            <w:tcBorders>
+              <w:top w:val="single" w:sz="4" w:color="D9D9D9"/>
+              <w:left w:val="single" w:sz="4" w:color="D9D9D9"/>
+              <w:bottom w:val="single" w:sz="4" w:color="D9D9D9"/>
+              <w:right w:val="single" w:sz="4" w:color="D9D9D9"/>
+            </w:tcBorders>
+            <w:shd w:fill="EAE9E5"/>
+          </w:tcPr>
+          <w:p>
+            <w:pPr>
+              <w:spacing w:after="80" w:before="60"/>
+            </w:pPr>
+            <w:r>
+              <w:rPr>
+                <w:b/>
+                <w:sz w:val="18"/>
+              </w:rPr>
+              <w:t>Непокрытая часть, ₽</w:t>
+            </w:r>
+          </w:p>
+        </w:tc>
+      </w:tr>
+      <w:tr>
+        <w:trPr>
+          <w:cantSplit/>
+        </w:trPr>
+        <w:tc>
+          <w:tcPr>
+            <w:tcW w:type="dxa" w:w="397"/>
+            <w:vAlign w:val="center"/>
+            <w:tcBorders>
+              <w:top w:val="single" w:sz="4" w:color="D9D9D9"/>
+              <w:left w:val="single" w:sz="4" w:color="D9D9D9"/>
+              <w:bottom w:val="single" w:sz="4" w:color="D9D9D9"/>
+              <w:right w:val="single" w:sz="4" w:color="D9D9D9"/>
+            </w:tcBorders>
+          </w:tcPr>
+          <w:p>
+            <w:pPr>
+              <w:spacing w:after="80" w:before="60"/>
+            </w:pPr>
+            <w:r>
+              <w:rPr>
+                <w:b w:val="0"/>
+                <w:sz w:val="18"/>
+              </w:rPr>
+              <w:t>1</w:t>
+            </w:r>
+          </w:p>
+        </w:tc>
+        <w:tc>
+          <w:tcPr>
+            <w:tcW w:type="dxa" w:w="2268"/>
+            <w:vAlign w:val="center"/>
+            <w:tcBorders>
+              <w:top w:val="single" w:sz="4" w:color="D9D9D9"/>
+              <w:left w:val="single" w:sz="4" w:color="D9D9D9"/>
+              <w:bottom w:val="single" w:sz="4" w:color="D9D9D9"/>
+              <w:right w:val="single" w:sz="4" w:color="D9D9D9"/>
+            </w:tcBorders>
+          </w:tcPr>
+          <w:p>
+            <w:pPr>
+              <w:spacing w:after="80" w:before="60"/>
+            </w:pPr>
+            <w:r>
+              <w:rPr>
+                <w:b w:val="0"/>
+                <w:sz w:val="18"/>
+              </w:rPr>
+            </w:r>
+          </w:p>
+        </w:tc>
+        <w:tc>
+          <w:tcPr>
+            <w:tcW w:type="dxa" w:w="2381"/>
+            <w:vAlign w:val="center"/>
+            <w:tcBorders>
+              <w:top w:val="single" w:sz="4" w:color="D9D9D9"/>
+              <w:left w:val="single" w:sz="4" w:color="D9D9D9"/>
+              <w:bottom w:val="single" w:sz="4" w:color="D9D9D9"/>
+              <w:right w:val="single" w:sz="4" w:color="D9D9D9"/>
+            </w:tcBorders>
+          </w:tcPr>
+          <w:p>
+            <w:pPr>
+              <w:spacing w:after="80" w:before="60"/>
+            </w:pPr>
+            <w:r>
+              <w:rPr>
+                <w:b w:val="0"/>
+                <w:sz w:val="18"/>
+              </w:rPr>
+            </w:r>
+          </w:p>
+        </w:tc>
+        <w:tc>
+          <w:tcPr>
+            <w:tcW w:type="dxa" w:w="2835"/>
+            <w:vAlign w:val="center"/>
+            <w:tcBorders>
+              <w:top w:val="single" w:sz="4" w:color="D9D9D9"/>
+              <w:left w:val="single" w:sz="4" w:color="D9D9D9"/>
+              <w:bottom w:val="single" w:sz="4" w:color="D9D9D9"/>
+              <w:right w:val="single" w:sz="4" w:color="D9D9D9"/>
+            </w:tcBorders>
+          </w:tcPr>
+          <w:p>
+            <w:pPr>
+              <w:spacing w:after="80" w:before="60"/>
+            </w:pPr>
+            <w:r>
+              <w:rPr>
+                <w:b w:val="0"/>
+                <w:sz w:val="18"/>
+              </w:rPr>
+            </w:r>
+          </w:p>
+        </w:tc>
+        <w:tc>
+          <w:tcPr>
+            <w:tcW w:type="dxa" w:w="1871"/>
+            <w:vAlign w:val="center"/>
+            <w:tcBorders>
+              <w:top w:val="single" w:sz="4" w:color="D9D9D9"/>
+              <w:left w:val="single" w:sz="4" w:color="D9D9D9"/>
+              <w:bottom w:val="single" w:sz="4" w:color="D9D9D9"/>
+              <w:right w:val="single" w:sz="4" w:color="D9D9D9"/>
+            </w:tcBorders>
+          </w:tcPr>
+          <w:p>
+            <w:pPr>
+              <w:spacing w:after="80" w:before="60"/>
+            </w:pPr>
+            <w:r>
+              <w:rPr>
+                <w:b w:val="0"/>
+                <w:sz w:val="18"/>
+              </w:rPr>
+            </w:r>
+          </w:p>
+        </w:tc>
+      </w:tr>
+      <w:tr>
+        <w:trPr>
+          <w:cantSplit/>
+        </w:trPr>
+        <w:tc>
+          <w:tcPr>
+            <w:tcW w:type="dxa" w:w="397"/>
+            <w:vAlign w:val="center"/>
+            <w:tcBorders>
+              <w:top w:val="single" w:sz="4" w:color="D9D9D9"/>
+              <w:left w:val="single" w:sz="4" w:color="D9D9D9"/>
+              <w:bottom w:val="single" w:sz="4" w:color="D9D9D9"/>
+              <w:right w:val="single" w:sz="4" w:color="D9D9D9"/>
+            </w:tcBorders>
+          </w:tcPr>
+          <w:p>
+            <w:pPr>
+              <w:spacing w:after="80" w:before="60"/>
+            </w:pPr>
+            <w:r>
+              <w:rPr>
+                <w:b w:val="0"/>
+                <w:sz w:val="18"/>
+              </w:rPr>
+              <w:t>2</w:t>
+            </w:r>
+          </w:p>
+        </w:tc>
+        <w:tc>
+          <w:tcPr>
+            <w:tcW w:type="dxa" w:w="2268"/>
+            <w:vAlign w:val="center"/>
+            <w:tcBorders>
+              <w:top w:val="single" w:sz="4" w:color="D9D9D9"/>
+              <w:left w:val="single" w:sz="4" w:color="D9D9D9"/>
+              <w:bottom w:val="single" w:sz="4" w:color="D9D9D9"/>
+              <w:right w:val="single" w:sz="4" w:color="D9D9D9"/>
+            </w:tcBorders>
+          </w:tcPr>
+          <w:p>
+            <w:pPr>
+              <w:spacing w:after="80" w:before="60"/>
+            </w:pPr>
+            <w:r>
+              <w:rPr>
+                <w:b w:val="0"/>
+                <w:sz w:val="18"/>
+              </w:rPr>
+            </w:r>
+          </w:p>
+        </w:tc>
+        <w:tc>
+          <w:tcPr>
+            <w:tcW w:type="dxa" w:w="2381"/>
+            <w:vAlign w:val="center"/>
+            <w:tcBorders>
+              <w:top w:val="single" w:sz="4" w:color="D9D9D9"/>
+              <w:left w:val="single" w:sz="4" w:color="D9D9D9"/>
+              <w:bottom w:val="single" w:sz="4" w:color="D9D9D9"/>
+              <w:right w:val="single" w:sz="4" w:color="D9D9D9"/>
+            </w:tcBorders>
+          </w:tcPr>
+          <w:p>
+            <w:pPr>
+              <w:spacing w:after="80" w:before="60"/>
+            </w:pPr>
+            <w:r>
+              <w:rPr>
+                <w:b w:val="0"/>
+                <w:sz w:val="18"/>
+              </w:rPr>
+            </w:r>
+          </w:p>
+        </w:tc>
+        <w:tc>
+          <w:tcPr>
+            <w:tcW w:type="dxa" w:w="2835"/>
+            <w:vAlign w:val="center"/>
+            <w:tcBorders>
+              <w:top w:val="single" w:sz="4" w:color="D9D9D9"/>
+              <w:left w:val="single" w:sz="4" w:color="D9D9D9"/>
+              <w:bottom w:val="single" w:sz="4" w:color="D9D9D9"/>
+              <w:right w:val="single" w:sz="4" w:color="D9D9D9"/>
+            </w:tcBorders>
+          </w:tcPr>
+          <w:p>
+            <w:pPr>
+              <w:spacing w:after="80" w:before="60"/>
+            </w:pPr>
+            <w:r>
+              <w:rPr>
+                <w:b w:val="0"/>
+                <w:sz w:val="18"/>
+              </w:rPr>
+            </w:r>
+          </w:p>
+        </w:tc>
+        <w:tc>
+          <w:tcPr>
+            <w:tcW w:type="dxa" w:w="1871"/>
+            <w:vAlign w:val="center"/>
+            <w:tcBorders>
+              <w:top w:val="single" w:sz="4" w:color="D9D9D9"/>
+              <w:left w:val="single" w:sz="4" w:color="D9D9D9"/>
+              <w:bottom w:val="single" w:sz="4" w:color="D9D9D9"/>
+              <w:right w:val="single" w:sz="4" w:color="D9D9D9"/>
+            </w:tcBorders>
+          </w:tcPr>
+          <w:p>
+            <w:pPr>
+              <w:spacing w:after="80" w:before="60"/>
+            </w:pPr>
+            <w:r>
+              <w:rPr>
+                <w:b w:val="0"/>
+                <w:sz w:val="18"/>
+              </w:rPr>
+            </w:r>
+          </w:p>
+        </w:tc>
+      </w:tr>
+      <w:tr>
+        <w:trPr>
+          <w:cantSplit/>
+        </w:trPr>
+        <w:tc>
+          <w:tcPr>
+            <w:tcW w:type="dxa" w:w="397"/>
+            <w:vAlign w:val="center"/>
+            <w:tcBorders>
+              <w:top w:val="single" w:sz="4" w:color="D9D9D9"/>
+              <w:left w:val="single" w:sz="4" w:color="D9D9D9"/>
+              <w:bottom w:val="single" w:sz="4" w:color="D9D9D9"/>
+              <w:right w:val="single" w:sz="4" w:color="D9D9D9"/>
+            </w:tcBorders>
+          </w:tcPr>
+          <w:p>
+            <w:pPr>
+              <w:spacing w:after="80" w:before="60"/>
+            </w:pPr>
+            <w:r>
+              <w:rPr>
+                <w:b w:val="0"/>
+                <w:sz w:val="18"/>
+              </w:rPr>
+              <w:t>3</w:t>
+            </w:r>
+          </w:p>
+        </w:tc>
+        <w:tc>
+          <w:tcPr>
+            <w:tcW w:type="dxa" w:w="2268"/>
+            <w:vAlign w:val="center"/>
+            <w:tcBorders>
+              <w:top w:val="single" w:sz="4" w:color="D9D9D9"/>
+              <w:left w:val="single" w:sz="4" w:color="D9D9D9"/>
+              <w:bottom w:val="single" w:sz="4" w:color="D9D9D9"/>
+              <w:right w:val="single" w:sz="4" w:color="D9D9D9"/>
+            </w:tcBorders>
+          </w:tcPr>
+          <w:p>
+            <w:pPr>
+              <w:spacing w:after="80" w:before="60"/>
+            </w:pPr>
+            <w:r>
+              <w:rPr>
+                <w:b w:val="0"/>
+                <w:sz w:val="18"/>
+              </w:rPr>
+            </w:r>
+          </w:p>
+        </w:tc>
+        <w:tc>
+          <w:tcPr>
+            <w:tcW w:type="dxa" w:w="2381"/>
+            <w:vAlign w:val="center"/>
+            <w:tcBorders>
+              <w:top w:val="single" w:sz="4" w:color="D9D9D9"/>
+              <w:left w:val="single" w:sz="4" w:color="D9D9D9"/>
+              <w:bottom w:val="single" w:sz="4" w:color="D9D9D9"/>
+              <w:right w:val="single" w:sz="4" w:color="D9D9D9"/>
+            </w:tcBorders>
+          </w:tcPr>
+          <w:p>
+            <w:pPr>
+              <w:spacing w:after="80" w:before="60"/>
+            </w:pPr>
+            <w:r>
+              <w:rPr>
+                <w:b w:val="0"/>
+                <w:sz w:val="18"/>
+              </w:rPr>
+            </w:r>
+          </w:p>
+        </w:tc>
+        <w:tc>
+          <w:tcPr>
+            <w:tcW w:type="dxa" w:w="2835"/>
+            <w:vAlign w:val="center"/>
+            <w:tcBorders>
+              <w:top w:val="single" w:sz="4" w:color="D9D9D9"/>
+              <w:left w:val="single" w:sz="4" w:color="D9D9D9"/>
+              <w:bottom w:val="single" w:sz="4" w:color="D9D9D9"/>
+              <w:right w:val="single" w:sz="4" w:color="D9D9D9"/>
+            </w:tcBorders>
+          </w:tcPr>
+          <w:p>
+            <w:pPr>
+              <w:spacing w:after="80" w:before="60"/>
+            </w:pPr>
+            <w:r>
+              <w:rPr>
+                <w:b w:val="0"/>
+                <w:sz w:val="18"/>
+              </w:rPr>
+            </w:r>
+          </w:p>
+        </w:tc>
+        <w:tc>
+          <w:tcPr>
+            <w:tcW w:type="dxa" w:w="1871"/>
+            <w:vAlign w:val="center"/>
+            <w:tcBorders>
+              <w:top w:val="single" w:sz="4" w:color="D9D9D9"/>
+              <w:left w:val="single" w:sz="4" w:color="D9D9D9"/>
+              <w:bottom w:val="single" w:sz="4" w:color="D9D9D9"/>
+              <w:right w:val="single" w:sz="4" w:color="D9D9D9"/>
+            </w:tcBorders>
+          </w:tcPr>
+          <w:p>
+            <w:pPr>
+              <w:spacing w:after="80" w:before="60"/>
+            </w:pPr>
+            <w:r>
+              <w:rPr>
+                <w:b w:val="0"/>
+                <w:sz w:val="18"/>
+              </w:rPr>
+            </w:r>
+          </w:p>
+        </w:tc>
+      </w:tr>
+      <w:tr>
+        <w:trPr>
+          <w:cantSplit/>
+        </w:trPr>
+        <w:tc>
+          <w:tcPr>
+            <w:tcW w:type="dxa" w:w="397"/>
+            <w:vAlign w:val="center"/>
+            <w:tcBorders>
+              <w:top w:val="single" w:sz="4" w:color="D9D9D9"/>
+              <w:left w:val="single" w:sz="4" w:color="D9D9D9"/>
+              <w:bottom w:val="single" w:sz="4" w:color="D9D9D9"/>
+              <w:right w:val="single" w:sz="4" w:color="D9D9D9"/>
+            </w:tcBorders>
+          </w:tcPr>
+          <w:p>
+            <w:pPr>
+              <w:spacing w:after="80" w:before="60"/>
+            </w:pPr>
+            <w:r>
+              <w:rPr>
+                <w:b w:val="0"/>
+                <w:sz w:val="18"/>
+              </w:rPr>
+              <w:t>4</w:t>
+            </w:r>
+          </w:p>
+        </w:tc>
+        <w:tc>
+          <w:tcPr>
+            <w:tcW w:type="dxa" w:w="2268"/>
+            <w:vAlign w:val="center"/>
+            <w:tcBorders>
+              <w:top w:val="single" w:sz="4" w:color="D9D9D9"/>
+              <w:left w:val="single" w:sz="4" w:color="D9D9D9"/>
+              <w:bottom w:val="single" w:sz="4" w:color="D9D9D9"/>
+              <w:right w:val="single" w:sz="4" w:color="D9D9D9"/>
+            </w:tcBorders>
+          </w:tcPr>
+          <w:p>
+            <w:pPr>
+              <w:spacing w:after="80" w:before="60"/>
+            </w:pPr>
+            <w:r>
+              <w:rPr>
+                <w:b w:val="0"/>
+                <w:sz w:val="18"/>
+              </w:rPr>
+            </w:r>
+          </w:p>
+        </w:tc>
+        <w:tc>
+          <w:tcPr>
+            <w:tcW w:type="dxa" w:w="2381"/>
+            <w:vAlign w:val="center"/>
+            <w:tcBorders>
+              <w:top w:val="single" w:sz="4" w:color="D9D9D9"/>
+              <w:left w:val="single" w:sz="4" w:color="D9D9D9"/>
+              <w:bottom w:val="single" w:sz="4" w:color="D9D9D9"/>
+              <w:right w:val="single" w:sz="4" w:color="D9D9D9"/>
+            </w:tcBorders>
+          </w:tcPr>
+          <w:p>
+            <w:pPr>
+              <w:spacing w:after="80" w:before="60"/>
+            </w:pPr>
+            <w:r>
+              <w:rPr>
+                <w:b w:val="0"/>
+                <w:sz w:val="18"/>
+              </w:rPr>
+            </w:r>
+          </w:p>
+        </w:tc>
+        <w:tc>
+          <w:tcPr>
+            <w:tcW w:type="dxa" w:w="2835"/>
+            <w:vAlign w:val="center"/>
+            <w:tcBorders>
+              <w:top w:val="single" w:sz="4" w:color="D9D9D9"/>
+              <w:left w:val="single" w:sz="4" w:color="D9D9D9"/>
+              <w:bottom w:val="single" w:sz="4" w:color="D9D9D9"/>
+              <w:right w:val="single" w:sz="4" w:color="D9D9D9"/>
+            </w:tcBorders>
+          </w:tcPr>
+          <w:p>
+            <w:pPr>
+              <w:spacing w:after="80" w:before="60"/>
+            </w:pPr>
+            <w:r>
+              <w:rPr>
+                <w:b w:val="0"/>
+                <w:sz w:val="18"/>
+              </w:rPr>
+            </w:r>
+          </w:p>
+        </w:tc>
+        <w:tc>
+          <w:tcPr>
+            <w:tcW w:type="dxa" w:w="1871"/>
+            <w:vAlign w:val="center"/>
+            <w:tcBorders>
+              <w:top w:val="single" w:sz="4" w:color="D9D9D9"/>
+              <w:left w:val="single" w:sz="4" w:color="D9D9D9"/>
+              <w:bottom w:val="single" w:sz="4" w:color="D9D9D9"/>
+              <w:right w:val="single" w:sz="4" w:color="D9D9D9"/>
+            </w:tcBorders>
+          </w:tcPr>
+          <w:p>
+            <w:pPr>
+              <w:spacing w:after="80" w:before="60"/>
+            </w:pPr>
+            <w:r>
+              <w:rPr>
+                <w:b w:val="0"/>
+                <w:sz w:val="18"/>
+              </w:rPr>
+            </w:r>
+          </w:p>
+        </w:tc>
+      </w:tr>
+      <w:tr>
+        <w:trPr>
+          <w:cantSplit/>
+        </w:trPr>
+        <w:tc>
+          <w:tcPr>
+            <w:tcW w:type="dxa" w:w="397"/>
+            <w:vAlign w:val="center"/>
+            <w:tcBorders>
+              <w:top w:val="single" w:sz="4" w:color="D9D9D9"/>
+              <w:left w:val="single" w:sz="4" w:color="D9D9D9"/>
+              <w:bottom w:val="single" w:sz="4" w:color="D9D9D9"/>
+              <w:right w:val="single" w:sz="4" w:color="D9D9D9"/>
+            </w:tcBorders>
+          </w:tcPr>
+          <w:p>
+            <w:pPr>
+              <w:spacing w:after="80" w:before="60"/>
+            </w:pPr>
+            <w:r>
+              <w:rPr>
+                <w:b w:val="0"/>
+                <w:sz w:val="18"/>
+              </w:rPr>
+              <w:t>5</w:t>
+            </w:r>
+          </w:p>
+        </w:tc>
+        <w:tc>
+          <w:tcPr>
+            <w:tcW w:type="dxa" w:w="2268"/>
+            <w:vAlign w:val="center"/>
+            <w:tcBorders>
+              <w:top w:val="single" w:sz="4" w:color="D9D9D9"/>
+              <w:left w:val="single" w:sz="4" w:color="D9D9D9"/>
+              <w:bottom w:val="single" w:sz="4" w:color="D9D9D9"/>
+              <w:right w:val="single" w:sz="4" w:color="D9D9D9"/>
+            </w:tcBorders>
+          </w:tcPr>
+          <w:p>
+            <w:pPr>
+              <w:spacing w:after="80" w:before="60"/>
+            </w:pPr>
+            <w:r>
+              <w:rPr>
+                <w:b w:val="0"/>
+                <w:sz w:val="18"/>
+              </w:rPr>
+            </w:r>
+          </w:p>
+        </w:tc>
+        <w:tc>
+          <w:tcPr>
+            <w:tcW w:type="dxa" w:w="2381"/>
+            <w:vAlign w:val="center"/>
+            <w:tcBorders>
+              <w:top w:val="single" w:sz="4" w:color="D9D9D9"/>
+              <w:left w:val="single" w:sz="4" w:color="D9D9D9"/>
+              <w:bottom w:val="single" w:sz="4" w:color="D9D9D9"/>
+              <w:right w:val="single" w:sz="4" w:color="D9D9D9"/>
+            </w:tcBorders>
+          </w:tcPr>
+          <w:p>
+            <w:pPr>
+              <w:spacing w:after="80" w:before="60"/>
+            </w:pPr>
+            <w:r>
+              <w:rPr>
+                <w:b w:val="0"/>
+                <w:sz w:val="18"/>
+              </w:rPr>
+            </w:r>
+          </w:p>
+        </w:tc>
+        <w:tc>
+          <w:tcPr>
+            <w:tcW w:type="dxa" w:w="2835"/>
+            <w:vAlign w:val="center"/>
+            <w:tcBorders>
+              <w:top w:val="single" w:sz="4" w:color="D9D9D9"/>
+              <w:left w:val="single" w:sz="4" w:color="D9D9D9"/>
+              <w:bottom w:val="single" w:sz="4" w:color="D9D9D9"/>
+              <w:right w:val="single" w:sz="4" w:color="D9D9D9"/>
+            </w:tcBorders>
+          </w:tcPr>
+          <w:p>
+            <w:pPr>
+              <w:spacing w:after="80" w:before="60"/>
+            </w:pPr>
+            <w:r>
+              <w:rPr>
+                <w:b w:val="0"/>
+                <w:sz w:val="18"/>
+              </w:rPr>
+            </w:r>
+          </w:p>
+        </w:tc>
+        <w:tc>
+          <w:tcPr>
+            <w:tcW w:type="dxa" w:w="1871"/>
+            <w:vAlign w:val="center"/>
+            <w:tcBorders>
+              <w:top w:val="single" w:sz="4" w:color="D9D9D9"/>
+              <w:left w:val="single" w:sz="4" w:color="D9D9D9"/>
+              <w:bottom w:val="single" w:sz="4" w:color="D9D9D9"/>
+              <w:right w:val="single" w:sz="4" w:color="D9D9D9"/>
+            </w:tcBorders>
+          </w:tcPr>
+          <w:p>
+            <w:pPr>
+              <w:spacing w:after="80" w:before="60"/>
+            </w:pPr>
+            <w:r>
+              <w:rPr>
+                <w:b w:val="0"/>
+                <w:sz w:val="18"/>
+              </w:rPr>
+            </w:r>
+          </w:p>
+        </w:tc>
+      </w:tr>
+      <w:tr>
+        <w:trPr>
+          <w:cantSplit/>
+        </w:trPr>
+        <w:tc>
+          <w:tcPr>
+            <w:tcW w:type="dxa" w:w="397"/>
+            <w:vAlign w:val="center"/>
+            <w:tcBorders>
+              <w:top w:val="single" w:sz="4" w:color="D9D9D9"/>
+              <w:left w:val="single" w:sz="4" w:color="D9D9D9"/>
+              <w:bottom w:val="single" w:sz="4" w:color="D9D9D9"/>
+              <w:right w:val="single" w:sz="4" w:color="D9D9D9"/>
+            </w:tcBorders>
+          </w:tcPr>
+          <w:p>
+            <w:pPr>
+              <w:spacing w:after="80" w:before="60"/>
+            </w:pPr>
+            <w:r>
+              <w:rPr>
+                <w:b w:val="0"/>
+                <w:sz w:val="18"/>
+              </w:rPr>
+              <w:t>6</w:t>
+            </w:r>
+          </w:p>
+        </w:tc>
+        <w:tc>
+          <w:tcPr>
+            <w:tcW w:type="dxa" w:w="2268"/>
+            <w:vAlign w:val="center"/>
+            <w:tcBorders>
+              <w:top w:val="single" w:sz="4" w:color="D9D9D9"/>
+              <w:left w:val="single" w:sz="4" w:color="D9D9D9"/>
+              <w:bottom w:val="single" w:sz="4" w:color="D9D9D9"/>
+              <w:right w:val="single" w:sz="4" w:color="D9D9D9"/>
+            </w:tcBorders>
+          </w:tcPr>
+          <w:p>
+            <w:pPr>
+              <w:spacing w:after="80" w:before="60"/>
+            </w:pPr>
+            <w:r>
+              <w:rPr>
+                <w:b w:val="0"/>
+                <w:sz w:val="18"/>
+              </w:rPr>
+            </w:r>
+          </w:p>
+        </w:tc>
+        <w:tc>
+          <w:tcPr>
+            <w:tcW w:type="dxa" w:w="2381"/>
+            <w:vAlign w:val="center"/>
+            <w:tcBorders>
+              <w:top w:val="single" w:sz="4" w:color="D9D9D9"/>
+              <w:left w:val="single" w:sz="4" w:color="D9D9D9"/>
+              <w:bottom w:val="single" w:sz="4" w:color="D9D9D9"/>
+              <w:right w:val="single" w:sz="4" w:color="D9D9D9"/>
+            </w:tcBorders>
+          </w:tcPr>
+          <w:p>
+            <w:pPr>
+              <w:spacing w:after="80" w:before="60"/>
+            </w:pPr>
+            <w:r>
+              <w:rPr>
+                <w:b w:val="0"/>
+                <w:sz w:val="18"/>
+              </w:rPr>
+            </w:r>
+          </w:p>
+        </w:tc>
+        <w:tc>
+          <w:tcPr>
+            <w:tcW w:type="dxa" w:w="2835"/>
+            <w:vAlign w:val="center"/>
+            <w:tcBorders>
+              <w:top w:val="single" w:sz="4" w:color="D9D9D9"/>
+              <w:left w:val="single" w:sz="4" w:color="D9D9D9"/>
+              <w:bottom w:val="single" w:sz="4" w:color="D9D9D9"/>
+              <w:right w:val="single" w:sz="4" w:color="D9D9D9"/>
+            </w:tcBorders>
+          </w:tcPr>
+          <w:p>
+            <w:pPr>
+              <w:spacing w:after="80" w:before="60"/>
+            </w:pPr>
+            <w:r>
+              <w:rPr>
+                <w:b w:val="0"/>
+                <w:sz w:val="18"/>
+              </w:rPr>
+            </w:r>
+          </w:p>
+        </w:tc>
+        <w:tc>
+          <w:tcPr>
+            <w:tcW w:type="dxa" w:w="1871"/>
+            <w:vAlign w:val="center"/>
+            <w:tcBorders>
+              <w:top w:val="single" w:sz="4" w:color="D9D9D9"/>
+              <w:left w:val="single" w:sz="4" w:color="D9D9D9"/>
+              <w:bottom w:val="single" w:sz="4" w:color="D9D9D9"/>
+              <w:right w:val="single" w:sz="4" w:color="D9D9D9"/>
+            </w:tcBorders>
+          </w:tcPr>
+          <w:p>
+            <w:pPr>
+              <w:spacing w:after="80" w:before="60"/>
+            </w:pPr>
+            <w:r>
+              <w:rPr>
+                <w:b w:val="0"/>
+                <w:sz w:val="18"/>
+              </w:rPr>
+            </w:r>
+          </w:p>
+        </w:tc>
+      </w:tr>
+      <w:tr>
+        <w:trPr>
+          <w:cantSplit/>
+        </w:trPr>
+        <w:tc>
+          <w:tcPr>
+            <w:tcW w:type="dxa" w:w="397"/>
+            <w:vAlign w:val="center"/>
+            <w:tcBorders>
+              <w:top w:val="single" w:sz="4" w:color="D9D9D9"/>
+              <w:left w:val="single" w:sz="4" w:color="D9D9D9"/>
+              <w:bottom w:val="single" w:sz="4" w:color="D9D9D9"/>
+              <w:right w:val="single" w:sz="4" w:color="D9D9D9"/>
+            </w:tcBorders>
+          </w:tcPr>
+          <w:p>
+            <w:pPr>
+              <w:spacing w:after="80" w:before="60"/>
+            </w:pPr>
+            <w:r>
+              <w:rPr>
+                <w:b w:val="0"/>
+                <w:sz w:val="18"/>
+              </w:rPr>
+              <w:t>7</w:t>
+            </w:r>
+          </w:p>
+        </w:tc>
+        <w:tc>
+          <w:tcPr>
+            <w:tcW w:type="dxa" w:w="2268"/>
+            <w:vAlign w:val="center"/>
+            <w:tcBorders>
+              <w:top w:val="single" w:sz="4" w:color="D9D9D9"/>
+              <w:left w:val="single" w:sz="4" w:color="D9D9D9"/>
+              <w:bottom w:val="single" w:sz="4" w:color="D9D9D9"/>
+              <w:right w:val="single" w:sz="4" w:color="D9D9D9"/>
+            </w:tcBorders>
+          </w:tcPr>
+          <w:p>
+            <w:pPr>
+              <w:spacing w:after="80" w:before="60"/>
+            </w:pPr>
+            <w:r>
+              <w:rPr>
+                <w:b w:val="0"/>
+                <w:sz w:val="18"/>
+              </w:rPr>
+            </w:r>
+          </w:p>
+        </w:tc>
+        <w:tc>
+          <w:tcPr>
+            <w:tcW w:type="dxa" w:w="2381"/>
+            <w:vAlign w:val="center"/>
+            <w:tcBorders>
+              <w:top w:val="single" w:sz="4" w:color="D9D9D9"/>
+              <w:left w:val="single" w:sz="4" w:color="D9D9D9"/>
+              <w:bottom w:val="single" w:sz="4" w:color="D9D9D9"/>
+              <w:right w:val="single" w:sz="4" w:color="D9D9D9"/>
+            </w:tcBorders>
+          </w:tcPr>
+          <w:p>
+            <w:pPr>
+              <w:spacing w:after="80" w:before="60"/>
+            </w:pPr>
+            <w:r>
+              <w:rPr>
+                <w:b w:val="0"/>
+                <w:sz w:val="18"/>
+              </w:rPr>
+            </w:r>
+          </w:p>
+        </w:tc>
+        <w:tc>
+          <w:tcPr>
+            <w:tcW w:type="dxa" w:w="2835"/>
+            <w:vAlign w:val="center"/>
+            <w:tcBorders>
+              <w:top w:val="single" w:sz="4" w:color="D9D9D9"/>
+              <w:left w:val="single" w:sz="4" w:color="D9D9D9"/>
+              <w:bottom w:val="single" w:sz="4" w:color="D9D9D9"/>
+              <w:right w:val="single" w:sz="4" w:color="D9D9D9"/>
+            </w:tcBorders>
+          </w:tcPr>
+          <w:p>
+            <w:pPr>
+              <w:spacing w:after="80" w:before="60"/>
+            </w:pPr>
+            <w:r>
+              <w:rPr>
+                <w:b w:val="0"/>
+                <w:sz w:val="18"/>
+              </w:rPr>
+            </w:r>
+          </w:p>
+        </w:tc>
+        <w:tc>
+          <w:tcPr>
+            <w:tcW w:type="dxa" w:w="1871"/>
+            <w:vAlign w:val="center"/>
+            <w:tcBorders>
+              <w:top w:val="single" w:sz="4" w:color="D9D9D9"/>
+              <w:left w:val="single" w:sz="4" w:color="D9D9D9"/>
+              <w:bottom w:val="single" w:sz="4" w:color="D9D9D9"/>
+              <w:right w:val="single" w:sz="4" w:color="D9D9D9"/>
+            </w:tcBorders>
+          </w:tcPr>
+          <w:p>
+            <w:pPr>
+              <w:spacing w:after="80" w:before="60"/>
+            </w:pPr>
+            <w:r>
+              <w:rPr>
+                <w:b w:val="0"/>
+                <w:sz w:val="18"/>
+              </w:rPr>
+            </w:r>
+          </w:p>
+        </w:tc>
+      </w:tr>
+      <w:tr>
+        <w:trPr>
+          <w:cantSplit/>
+        </w:trPr>
+        <w:tc>
+          <w:tcPr>
+            <w:tcW w:type="dxa" w:w="397"/>
+            <w:vAlign w:val="center"/>
+            <w:tcBorders>
+              <w:top w:val="single" w:sz="4" w:color="D9D9D9"/>
+              <w:left w:val="single" w:sz="4" w:color="D9D9D9"/>
+              <w:bottom w:val="single" w:sz="4" w:color="D9D9D9"/>
+              <w:right w:val="single" w:sz="4" w:color="D9D9D9"/>
+            </w:tcBorders>
+          </w:tcPr>
+          <w:p>
+            <w:pPr>
+              <w:spacing w:after="80" w:before="60"/>
+            </w:pPr>
+            <w:r>
+              <w:rPr>
+                <w:b w:val="0"/>
+                <w:sz w:val="18"/>
+              </w:rPr>
+              <w:t>8</w:t>
+            </w:r>
+          </w:p>
+        </w:tc>
+        <w:tc>
+          <w:tcPr>
+            <w:tcW w:type="dxa" w:w="2268"/>
+            <w:vAlign w:val="center"/>
+            <w:tcBorders>
+              <w:top w:val="single" w:sz="4" w:color="D9D9D9"/>
+              <w:left w:val="single" w:sz="4" w:color="D9D9D9"/>
+              <w:bottom w:val="single" w:sz="4" w:color="D9D9D9"/>
+              <w:right w:val="single" w:sz="4" w:color="D9D9D9"/>
+            </w:tcBorders>
+          </w:tcPr>
+          <w:p>
+            <w:pPr>
+              <w:spacing w:after="80" w:before="60"/>
+            </w:pPr>
+            <w:r>
+              <w:rPr>
+                <w:b w:val="0"/>
+                <w:sz w:val="18"/>
+              </w:rPr>
+            </w:r>
+          </w:p>
+        </w:tc>
+        <w:tc>
+          <w:tcPr>
+            <w:tcW w:type="dxa" w:w="2381"/>
+            <w:vAlign w:val="center"/>
+            <w:tcBorders>
+              <w:top w:val="single" w:sz="4" w:color="D9D9D9"/>
+              <w:left w:val="single" w:sz="4" w:color="D9D9D9"/>
+              <w:bottom w:val="single" w:sz="4" w:color="D9D9D9"/>
+              <w:right w:val="single" w:sz="4" w:color="D9D9D9"/>
+            </w:tcBorders>
+          </w:tcPr>
+          <w:p>
+            <w:pPr>
+              <w:spacing w:after="80" w:before="60"/>
+            </w:pPr>
+            <w:r>
+              <w:rPr>
+                <w:b w:val="0"/>
+                <w:sz w:val="18"/>
+              </w:rPr>
+            </w:r>
+          </w:p>
+        </w:tc>
+        <w:tc>
+          <w:tcPr>
+            <w:tcW w:type="dxa" w:w="2835"/>
+            <w:vAlign w:val="center"/>
+            <w:tcBorders>
+              <w:top w:val="single" w:sz="4" w:color="D9D9D9"/>
+              <w:left w:val="single" w:sz="4" w:color="D9D9D9"/>
+              <w:bottom w:val="single" w:sz="4" w:color="D9D9D9"/>
+              <w:right w:val="single" w:sz="4" w:color="D9D9D9"/>
+            </w:tcBorders>
+          </w:tcPr>
+          <w:p>
+            <w:pPr>
+              <w:spacing w:after="80" w:before="60"/>
+            </w:pPr>
+            <w:r>
+              <w:rPr>
+                <w:b w:val="0"/>
+                <w:sz w:val="18"/>
+              </w:rPr>
+            </w:r>
+          </w:p>
+        </w:tc>
+        <w:tc>
+          <w:tcPr>
+            <w:tcW w:type="dxa" w:w="1871"/>
+            <w:vAlign w:val="center"/>
+            <w:tcBorders>
+              <w:top w:val="single" w:sz="4" w:color="D9D9D9"/>
+              <w:left w:val="single" w:sz="4" w:color="D9D9D9"/>
+              <w:bottom w:val="single" w:sz="4" w:color="D9D9D9"/>
+              <w:right w:val="single" w:sz="4" w:color="D9D9D9"/>
+            </w:tcBorders>
+          </w:tcPr>
+          <w:p>
+            <w:pPr>
+              <w:spacing w:after="80" w:before="60"/>
+            </w:pPr>
+            <w:r>
+              <w:rPr>
+                <w:b w:val="0"/>
+                <w:sz w:val="18"/>
+              </w:rPr>
+            </w:r>
+          </w:p>
+        </w:tc>
+      </w:tr>
+    </w:tbl>
     <w:sectPr>
-      <w:pgSz w:w="12240" w:h="15840"/>
-      <w:pgMar w:top="1440" w:right="1800" w:bottom="1440" w:left="1800" w:header="720" w:footer="720" w:gutter="0"/>
+      <w:pgSz w:w="11906" w:h="16838"/>
+      <w:pgMar w:top="907" w:right="1020" w:bottom="907" w:left="1134" w:header="720" w:footer="720" w:gutter="0"/>
       <w:cols w:space="720"/>
       <w:docGrid w:linePitch="360"/>
     </w:sectPr>
@@ -1053,6 +1579,14 @@
     <w:name w:val="Normal"/>
     <w:qFormat/>
     <w:rsid w:val="00FC693F"/>
+    <w:pPr>
+      <w:spacing w:after="120" w:line="264" w:lineRule="auto"/>
+    </w:pPr>
+    <w:rPr>
+      <w:rFonts w:ascii="Arial" w:hAnsi="Arial"/>
+      <w:color w:val="303539"/>
+      <w:sz w:val="20"/>
+    </w:rPr>
   </w:style>
   <w:style w:type="paragraph" w:styleId="Header">
     <w:name w:val="header"/>
@@ -1109,15 +1643,15 @@
     <w:pPr>
       <w:keepNext/>
       <w:keepLines/>
-      <w:spacing w:before="480" w:after="0"/>
+      <w:spacing w:before="180" w:after="80"/>
       <w:outlineLvl w:val="0"/>
     </w:pPr>
     <w:rPr>
-      <w:rFonts w:asciiTheme="majorHAnsi" w:eastAsiaTheme="majorEastAsia" w:hAnsiTheme="majorHAnsi" w:cstheme="majorBidi"/>
+      <w:rFonts w:asciiTheme="majorHAnsi" w:eastAsiaTheme="majorEastAsia" w:hAnsiTheme="majorHAnsi" w:cstheme="majorBidi" w:ascii="Arial" w:hAnsi="Arial"/>
       <w:b/>
       <w:bCs/>
-      <w:color w:val="365F91" w:themeColor="accent1" w:themeShade="BF"/>
-      <w:sz w:val="28"/>
+      <w:color w:val="303539"/>
+      <w:sz w:val="22"/>
       <w:szCs w:val="28"/>
     </w:rPr>
   </w:style>
@@ -1133,15 +1667,15 @@
     <w:pPr>
       <w:keepNext/>
       <w:keepLines/>
-      <w:spacing w:before="200" w:after="0"/>
+      <w:spacing w:before="180" w:after="80"/>
       <w:outlineLvl w:val="1"/>
     </w:pPr>
     <w:rPr>
-      <w:rFonts w:asciiTheme="majorHAnsi" w:eastAsiaTheme="majorEastAsia" w:hAnsiTheme="majorHAnsi" w:cstheme="majorBidi"/>
+      <w:rFonts w:asciiTheme="majorHAnsi" w:eastAsiaTheme="majorEastAsia" w:hAnsiTheme="majorHAnsi" w:cstheme="majorBidi" w:ascii="Arial" w:hAnsi="Arial"/>
       <w:b/>
       <w:bCs/>
-      <w:color w:val="4F81BD" w:themeColor="accent1"/>
-      <w:sz w:val="26"/>
+      <w:color w:val="303539"/>
+      <w:sz w:val="20"/>
       <w:szCs w:val="26"/>
     </w:rPr>
   </w:style>
@@ -1395,18 +1929,16 @@
     <w:qFormat/>
     <w:rsid w:val="00FC693F"/>
     <w:pPr>
-      <w:pBdr>
-        <w:bottom w:val="single" w:sz="8" w:space="4" w:color="4F81BD" w:themeColor="accent1"/>
-      </w:pBdr>
-      <w:spacing w:after="300" w:line="240" w:lineRule="auto"/>
+      <w:spacing w:after="80" w:line="240" w:lineRule="auto" w:before="180"/>
       <w:contextualSpacing/>
     </w:pPr>
     <w:rPr>
-      <w:rFonts w:asciiTheme="majorHAnsi" w:eastAsiaTheme="majorEastAsia" w:hAnsiTheme="majorHAnsi" w:cstheme="majorBidi"/>
-      <w:color w:val="17365D" w:themeColor="text2" w:themeShade="BF"/>
+      <w:rFonts w:asciiTheme="majorHAnsi" w:eastAsiaTheme="majorEastAsia" w:hAnsiTheme="majorHAnsi" w:cstheme="majorBidi" w:ascii="Arial" w:hAnsi="Arial"/>
+      <w:b/>
+      <w:color w:val="303539"/>
       <w:spacing w:val="5"/>
       <w:kern w:val="28"/>
-      <w:sz w:val="52"/>
+      <w:sz w:val="30"/>
       <w:szCs w:val="52"/>
     </w:rPr>
   </w:style>
